--- a/项目理论纲领.docx
+++ b/项目理论纲领.docx
@@ -1811,7 +1811,7 @@
           <w:szCs w:val="19"/>
           <w:shd w:val="clear" w:fill="FFFFFF"/>
         </w:rPr>
-        <w:t>承认边界与代价。覆盖盲区、写入负担、LLM 映射的概率入口、长尾指代。这些是代价，不是方向错误。</w:t>
+        <w:t>承认边界与代价。覆盖盲区、写入负担、LLM 映射的概率入口、长尾指代。这些是代价，不是方向错误。第六章回答这套记忆系统与使用它的 LLM 的关系：智能与记忆的分工。</w:t>
       </w:r>
     </w:p>
     <w:p>
@@ -5035,7 +5035,7 @@
           <w:szCs w:val="19"/>
           <w:shd w:val="clear" w:fill="FFFFFF"/>
         </w:rPr>
-        <w:t>前台索引足够轻量。一个事件条目不过几行字段，千万级条目依然毫秒级响应。后台正文冷存储成本趋近于零——纯文本的体积在 TB 级硬盘面前可以视为无限。</w:t>
+        <w:t>前台索引足够轻量。一个事件条目不过几行字段，按索引结构推算，千万级条目仍可保持在毫秒级响应——量级实测留给工程篇。后台正文冷存储成本趋近于零——纯文本的体积在 TB 级硬盘面前可以视为无限。</w:t>
       </w:r>
     </w:p>
     <w:p>
@@ -6838,7 +6838,7 @@
           <w:szCs w:val="19"/>
           <w:shd w:val="clear" w:fill="FFFFFF"/>
         </w:rPr>
-        <w:t xml:space="preserve">在写入时不做任何理解——它只是把文本切碎、嵌入、存起来。理解被推迟到查询时，由 LLM 在检索到的碎片上临时完成。这就是为什么 </w:t>
+        <w:t xml:space="preserve">在写入时不做任何理解——它只是把文本切碎、嵌入、存起来。（写入侧做过元数据增强的 RAG 变体确实是这条论断的例外形态；3.2.2 专门讨论了为什么补内容元数据仍然不同于补提及方式。）理解被推迟到查询时，由 LLM 在检索到的碎片上临时完成。这就是为什么 </w:t>
       </w:r>
       <w:r>
         <w:rPr>
@@ -17561,7 +17561,7 @@
           <w:szCs w:val="19"/>
           <w:shd w:val="clear" w:fill="FFFFFF"/>
         </w:rPr>
-        <w:t>理论篇的正文到此完成。结论部分将回到最初的问题：一个持续存在的智能体，如何拥有过去？答案已经在前面五章中给出：把过去翻译成提及方式，在这些提及方式里重新找到自己。结论只需要把这句话收束到位，不再展开新的论证。</w:t>
+        <w:t>理论篇的正文主体到此完成。第六章将处理一个被前文长期搁置的问题：这套记忆系统与使用它的 LLM 到底是什么关系——“记忆住在哪里”不是附言，是这套架构的定位问题。之后，结论部分将回到最初的问题：一个持续存在的智能体，如何拥有过去？答案已经在前面各章中给出：把过去翻译成提及方式，在这些提及方式里重新找到自己。结论只需要把这句话收束到位，不再展开新的论证。</w:t>
       </w:r>
     </w:p>
     <w:p>
@@ -20176,6 +20176,43 @@
           <w:shd w:val="clear" w:fill="FFFFFF"/>
         </w:rPr>
         <w:t>答案已经在存储单位的性质里。当一个文件柜存储的不再是“事实”，而是“过去被提及的方式”时，它就已经不再是档案。它变成了一个主体用来在未来重新找到自己的语言。</w:t>
+      </w:r>
+    </w:p>
+    <w:p>
+      <w:pPr>
+        <w:pStyle w:val="8"/>
+        <w:keepNext w:val="0"/>
+        <w:keepLines w:val="0"/>
+        <w:widowControl/>
+        <w:suppressLineNumbers w:val="0"/>
+        <w:shd w:val="clear" w:fill="FFFFFF"/>
+        <w:spacing w:before="192" w:beforeAutospacing="0" w:after="0" w:afterAutospacing="0"/>
+        <w:ind w:left="0" w:right="0" w:firstLine="0"/>
+        <w:rPr>
+          <w:rFonts w:hint="eastAsia" w:ascii="Segoe UI" w:hAnsi="Segoe UI" w:eastAsia="Segoe UI" w:cs="Segoe UI"/>
+          <w:i w:val="0"/>
+          <w:iCs w:val="0"/>
+          <w:caps w:val="0"/>
+          <w:color w:val="0F1115"/>
+          <w:spacing w:val="0"/>
+          <w:sz w:val="19"/>
+          <w:szCs w:val="19"/>
+          <w:shd w:val="clear" w:fill="FFFFFF"/>
+        </w:rPr>
+      </w:pPr>
+      <w:r>
+        <w:rPr>
+          <w:rFonts w:hint="default" w:ascii="Segoe UI" w:hAnsi="Segoe UI" w:eastAsia="Segoe UI" w:cs="Segoe UI"/>
+          <w:i w:val="0"/>
+          <w:iCs w:val="0"/>
+          <w:caps w:val="0"/>
+          <w:color w:val="0F1115"/>
+          <w:spacing w:val="0"/>
+          <w:sz w:val="19"/>
+          <w:szCs w:val="19"/>
+          <w:shd w:val="clear" w:fill="FFFFFF"/>
+        </w:rPr>
+        <w:t>这份纲领刻意留了一个不收束的开口。第六章提出，自我的“内在体验”与“外部叙事功能”可能是可分离的两件事——如果一个机器可以只拥有后者，那么“我们是谁”的一部分答案，或许就写在一个主体如何保存过去的方式里。这个问题不属于工程篇，它属于那个被精确拆开的哲学试验场，留给可以检验它的未来。</w:t>
       </w:r>
     </w:p>
     <w:sectPr>

--- a/项目理论纲领.docx
+++ b/项目理论纲领.docx
@@ -1068,7 +1068,7 @@
           <w:szCs w:val="19"/>
           <w:shd w:val="clear" w:fill="FFFFFF"/>
         </w:rPr>
-        <w:t>在通常的理解中，让模型“理解”一段内容，指的是它读懂了内容的含义——主题、逻辑、情感、结论。但在记忆场景下，这个定义是错位的。一段内容被写入记忆，它的命运不是被供奉在含义的庙堂里，而是在未来某个时刻被重新捡起。重新捡起需要路径。如果写入时没有留下路径，那么无论当时“读懂”得多深，将来都找不到它。</w:t>
+        <w:t>在通常的理解中，让模型“理解”一段内容，指的是它读懂了内容的含义——主题、逻辑、情感、结论。但在记忆场景下，这个定义是错位的：一段内容被写入记忆，它的命运不是被供奉在含义的庙堂里，而是在未来某个时刻被重新捡起——而重新捡起需要路径。</w:t>
       </w:r>
       <w:r>
         <w:rPr>
@@ -1084,7 +1084,7 @@
           <w:szCs w:val="19"/>
           <w:shd w:val="clear" w:fill="FFFFFF"/>
         </w:rPr>
-        <w:t>一个找不到的记忆，在功能上等于从未被理解过。</w:t>
+        <w:t/>
       </w:r>
     </w:p>
     <w:p>
@@ -1194,7 +1194,7 @@
           <w:szCs w:val="19"/>
           <w:shd w:val="clear" w:fill="FFFFFF"/>
         </w:rPr>
-        <w:t>写入时，LLM 的任务不是总结内容，不是判断重要性，不是打标签分类——这些全是内容侧的事。它的任务是：</w:t>
+        <w:t>这个区分——写时理解 vs 读时理解——是本文与主流记忆方案的根本分野。这不是精度之争，是记忆存在形态之争。</w:t>
       </w:r>
       <w:r>
         <w:rPr>
@@ -1210,93 +1210,86 @@
           <w:szCs w:val="19"/>
           <w:shd w:val="clear" w:fill="FFFFFF"/>
         </w:rPr>
-        <w:t>如果未来某一天，用户或系统要重新找到这段内容，他们会用什么词？</w:t>
-      </w:r>
-      <w:r>
-        <w:rPr>
-          <w:rFonts w:hint="eastAsia" w:asciiTheme="minorEastAsia" w:hAnsiTheme="minorEastAsia" w:eastAsiaTheme="minorEastAsia" w:cstheme="minorEastAsia"/>
-          <w:i w:val="0"/>
-          <w:iCs w:val="0"/>
-          <w:caps w:val="0"/>
-          <w:color w:val="0F1115"/>
-          <w:spacing w:val="0"/>
-          <w:sz w:val="19"/>
-          <w:szCs w:val="19"/>
-          <w:shd w:val="clear" w:fill="FFFFFF"/>
-        </w:rPr>
-        <w:t> 提取这些词，就是把内容从“当时的意思”翻译成“未来的可寻址性”。这些词就是语义锚点。</w:t>
-      </w:r>
-    </w:p>
-    <w:p>
-      <w:pPr>
-        <w:pStyle w:val="8"/>
-        <w:keepNext w:val="0"/>
-        <w:keepLines w:val="0"/>
-        <w:widowControl/>
-        <w:suppressLineNumbers w:val="0"/>
-        <w:shd w:val="clear" w:fill="FFFFFF"/>
-        <w:spacing w:before="192" w:beforeAutospacing="0" w:after="192" w:afterAutospacing="0"/>
-        <w:ind w:left="0" w:right="0" w:firstLine="0"/>
-        <w:rPr>
-          <w:rFonts w:hint="eastAsia" w:asciiTheme="minorEastAsia" w:hAnsiTheme="minorEastAsia" w:eastAsiaTheme="minorEastAsia" w:cstheme="minorEastAsia"/>
-          <w:i w:val="0"/>
-          <w:iCs w:val="0"/>
-          <w:caps w:val="0"/>
-          <w:color w:val="0F1115"/>
-          <w:spacing w:val="0"/>
-          <w:sz w:val="19"/>
-          <w:szCs w:val="19"/>
-        </w:rPr>
-      </w:pPr>
-      <w:r>
-        <w:rPr>
-          <w:rFonts w:hint="eastAsia" w:asciiTheme="minorEastAsia" w:hAnsiTheme="minorEastAsia" w:eastAsiaTheme="minorEastAsia" w:cstheme="minorEastAsia"/>
-          <w:i w:val="0"/>
-          <w:iCs w:val="0"/>
-          <w:caps w:val="0"/>
-          <w:color w:val="0F1115"/>
-          <w:spacing w:val="0"/>
-          <w:sz w:val="19"/>
-          <w:szCs w:val="19"/>
-          <w:shd w:val="clear" w:fill="FFFFFF"/>
-        </w:rPr>
-        <w:t>这个翻译的产物是离散的、结构化的索引。查询到来时，系统不需要重新理解内容，只需要沿着索引做路径查找。理解在写入时一次性完成，此后的每一次检索都是它的复利。</w:t>
-      </w:r>
-    </w:p>
-    <w:p>
-      <w:pPr>
-        <w:pStyle w:val="8"/>
-        <w:keepNext w:val="0"/>
-        <w:keepLines w:val="0"/>
-        <w:widowControl/>
-        <w:suppressLineNumbers w:val="0"/>
-        <w:shd w:val="clear" w:fill="FFFFFF"/>
-        <w:spacing w:before="192" w:beforeAutospacing="0" w:after="192" w:afterAutospacing="0"/>
-        <w:ind w:left="0" w:right="0" w:firstLine="0"/>
-        <w:rPr>
-          <w:rFonts w:hint="eastAsia" w:asciiTheme="minorEastAsia" w:hAnsiTheme="minorEastAsia" w:eastAsiaTheme="minorEastAsia" w:cstheme="minorEastAsia"/>
-          <w:i w:val="0"/>
-          <w:iCs w:val="0"/>
-          <w:caps w:val="0"/>
-          <w:color w:val="0F1115"/>
-          <w:spacing w:val="0"/>
-          <w:sz w:val="19"/>
-          <w:szCs w:val="19"/>
-        </w:rPr>
-      </w:pPr>
-      <w:r>
-        <w:rPr>
-          <w:rFonts w:hint="eastAsia" w:asciiTheme="minorEastAsia" w:hAnsiTheme="minorEastAsia" w:eastAsiaTheme="minorEastAsia" w:cstheme="minorEastAsia"/>
-          <w:i w:val="0"/>
-          <w:iCs w:val="0"/>
-          <w:caps w:val="0"/>
-          <w:color w:val="0F1115"/>
-          <w:spacing w:val="0"/>
-          <w:sz w:val="19"/>
-          <w:szCs w:val="19"/>
-          <w:shd w:val="clear" w:fill="FFFFFF"/>
-        </w:rPr>
-        <w:t>这个区分——</w:t>
+        <w:t/>
+      </w:r>
+      <w:r>
+        <w:rPr>
+          <w:rFonts w:hint="eastAsia" w:asciiTheme="minorEastAsia" w:hAnsiTheme="minorEastAsia" w:eastAsiaTheme="minorEastAsia" w:cstheme="minorEastAsia"/>
+          <w:i w:val="0"/>
+          <w:iCs w:val="0"/>
+          <w:caps w:val="0"/>
+          <w:color w:val="0F1115"/>
+          <w:spacing w:val="0"/>
+          <w:sz w:val="19"/>
+          <w:szCs w:val="19"/>
+          <w:shd w:val="clear" w:fill="FFFFFF"/>
+        </w:rPr>
+        <w:t/>
+      </w:r>
+      <w:r>
+        <w:rPr>
+          <w:rFonts w:hint="eastAsia" w:asciiTheme="minorEastAsia" w:hAnsiTheme="minorEastAsia" w:cstheme="minorEastAsia"/>
+          <w:i w:val="0"/>
+          <w:iCs w:val="0"/>
+          <w:caps w:val="0"/>
+          <w:color w:val="0F1115"/>
+          <w:spacing w:val="0"/>
+          <w:sz w:val="19"/>
+          <w:szCs w:val="19"/>
+          <w:shd w:val="clear" w:fill="FFFFFF"/>
+          <w:lang w:eastAsia="zh-CN"/>
+        </w:rPr>
+        <w:t/>
+      </w:r>
+      <w:r>
+        <w:rPr>
+          <w:rFonts w:hint="eastAsia" w:asciiTheme="minorEastAsia" w:hAnsiTheme="minorEastAsia" w:eastAsiaTheme="minorEastAsia" w:cstheme="minorEastAsia"/>
+          <w:i w:val="0"/>
+          <w:iCs w:val="0"/>
+          <w:caps w:val="0"/>
+          <w:color w:val="0F1115"/>
+          <w:spacing w:val="0"/>
+          <w:sz w:val="19"/>
+          <w:szCs w:val="19"/>
+          <w:shd w:val="clear" w:fill="FFFFFF"/>
+        </w:rPr>
+        <w:t/>
+      </w:r>
+    </w:p>
+    <w:p>
+      <w:pPr>
+        <w:pStyle w:val="8"/>
+        <w:keepNext w:val="0"/>
+        <w:keepLines w:val="0"/>
+        <w:widowControl/>
+        <w:suppressLineNumbers w:val="0"/>
+        <w:shd w:val="clear" w:fill="FFFFFF"/>
+        <w:spacing w:before="192" w:beforeAutospacing="0" w:after="192" w:afterAutospacing="0"/>
+        <w:ind w:left="0" w:right="0" w:firstLine="0"/>
+        <w:rPr>
+          <w:rFonts w:hint="eastAsia" w:asciiTheme="minorEastAsia" w:hAnsiTheme="minorEastAsia" w:eastAsiaTheme="minorEastAsia" w:cstheme="minorEastAsia"/>
+          <w:i w:val="0"/>
+          <w:iCs w:val="0"/>
+          <w:caps w:val="0"/>
+          <w:color w:val="0F1115"/>
+          <w:spacing w:val="0"/>
+          <w:sz w:val="19"/>
+          <w:szCs w:val="19"/>
+        </w:rPr>
+      </w:pPr>
+      <w:r>
+        <w:rPr>
+          <w:rFonts w:hint="eastAsia" w:asciiTheme="minorEastAsia" w:hAnsiTheme="minorEastAsia" w:eastAsiaTheme="minorEastAsia" w:cstheme="minorEastAsia"/>
+          <w:i w:val="0"/>
+          <w:iCs w:val="0"/>
+          <w:caps w:val="0"/>
+          <w:color w:val="0F1115"/>
+          <w:spacing w:val="0"/>
+          <w:sz w:val="19"/>
+          <w:szCs w:val="19"/>
+          <w:shd w:val="clear" w:fill="FFFFFF"/>
+        </w:rPr>
+        <w:t>本文进一步论证，这个设计选择带来一个不可回避的后果：系统必须能够判定、澄清、拒答，而不是猜。依据是一个信息论事实——表达是意图的有损压缩，反推的逆不唯一，多个意图与同一个表达兼容；几乎所有检索系统都默认可以无限逼近“从查询唯一反推意图”的目标，本文把这个默认前提称为“拉普拉斯妖的陷阱”（第三章展开）。面对有损表达，接收者逻辑上只有三条路：猜、问、拒。RAG 向量结构性地只能选“猜”，且检测不到猜错；本架构选择“问”与“拒”——不是因为它更保守，而是因为它拒绝把概率冒充成判定。</w:t>
       </w:r>
       <w:r>
         <w:rPr>
@@ -1312,21 +1305,21 @@
           <w:szCs w:val="19"/>
           <w:shd w:val="clear" w:fill="FFFFFF"/>
         </w:rPr>
-        <w:t>写时理解 vs 读时理解</w:t>
-      </w:r>
-      <w:r>
-        <w:rPr>
-          <w:rFonts w:hint="eastAsia" w:asciiTheme="minorEastAsia" w:hAnsiTheme="minorEastAsia" w:eastAsiaTheme="minorEastAsia" w:cstheme="minorEastAsia"/>
-          <w:i w:val="0"/>
-          <w:iCs w:val="0"/>
-          <w:caps w:val="0"/>
-          <w:color w:val="0F1115"/>
-          <w:spacing w:val="0"/>
-          <w:sz w:val="19"/>
-          <w:szCs w:val="19"/>
-          <w:shd w:val="clear" w:fill="FFFFFF"/>
-        </w:rPr>
-        <w:t>——是本文与主流记忆方案的根本分野。</w:t>
+        <w:t/>
+      </w:r>
+      <w:r>
+        <w:rPr>
+          <w:rFonts w:hint="eastAsia" w:asciiTheme="minorEastAsia" w:hAnsiTheme="minorEastAsia" w:eastAsiaTheme="minorEastAsia" w:cstheme="minorEastAsia"/>
+          <w:i w:val="0"/>
+          <w:iCs w:val="0"/>
+          <w:caps w:val="0"/>
+          <w:color w:val="0F1115"/>
+          <w:spacing w:val="0"/>
+          <w:sz w:val="19"/>
+          <w:szCs w:val="19"/>
+          <w:shd w:val="clear" w:fill="FFFFFF"/>
+        </w:rPr>
+        <w:t/>
       </w:r>
       <w:r>
         <w:rPr>
@@ -1339,60 +1332,82 @@
           <w:sz w:val="19"/>
           <w:szCs w:val="19"/>
           <w:shd w:val="clear" w:fill="FFFFFF"/>
-          <w:lang w:eastAsia="zh-CN"/>
-        </w:rPr>
-        <w:t>RAG 向量</w:t>
-      </w:r>
-      <w:r>
-        <w:rPr>
-          <w:rFonts w:hint="eastAsia" w:asciiTheme="minorEastAsia" w:hAnsiTheme="minorEastAsia" w:eastAsiaTheme="minorEastAsia" w:cstheme="minorEastAsia"/>
-          <w:i w:val="0"/>
-          <w:iCs w:val="0"/>
-          <w:caps w:val="0"/>
-          <w:color w:val="0F1115"/>
-          <w:spacing w:val="0"/>
-          <w:sz w:val="19"/>
-          <w:szCs w:val="19"/>
-          <w:shd w:val="clear" w:fill="FFFFFF"/>
-        </w:rPr>
-        <w:t>把理解推迟到查询时，每次重做，做完就丢；本架构把理解固定在写入时，产物是确定性的语义索引。这不是精度之争，是记忆存在形态之争。</w:t>
-      </w:r>
-    </w:p>
-    <w:p>
-      <w:pPr>
-        <w:pStyle w:val="8"/>
-        <w:keepNext w:val="0"/>
-        <w:keepLines w:val="0"/>
-        <w:widowControl/>
-        <w:suppressLineNumbers w:val="0"/>
-        <w:shd w:val="clear" w:fill="FFFFFF"/>
-        <w:spacing w:before="192" w:beforeAutospacing="0" w:after="192" w:afterAutospacing="0"/>
-        <w:ind w:left="0" w:right="0" w:firstLine="0"/>
-        <w:rPr>
-          <w:rFonts w:hint="eastAsia" w:asciiTheme="minorEastAsia" w:hAnsiTheme="minorEastAsia" w:eastAsiaTheme="minorEastAsia" w:cstheme="minorEastAsia"/>
-          <w:i w:val="0"/>
-          <w:iCs w:val="0"/>
-          <w:caps w:val="0"/>
-          <w:color w:val="0F1115"/>
-          <w:spacing w:val="0"/>
-          <w:sz w:val="19"/>
-          <w:szCs w:val="19"/>
-        </w:rPr>
-      </w:pPr>
-      <w:r>
-        <w:rPr>
-          <w:rFonts w:hint="eastAsia" w:asciiTheme="minorEastAsia" w:hAnsiTheme="minorEastAsia" w:eastAsiaTheme="minorEastAsia" w:cstheme="minorEastAsia"/>
-          <w:i w:val="0"/>
-          <w:iCs w:val="0"/>
-          <w:caps w:val="0"/>
-          <w:color w:val="0F1115"/>
-          <w:spacing w:val="0"/>
-          <w:sz w:val="19"/>
-          <w:szCs w:val="19"/>
-          <w:shd w:val="clear" w:fill="FFFFFF"/>
-        </w:rPr>
-        <w:t>本文进一步论证，这个设计选择带来一个不可回避的后果：</w:t>
-      </w:r>
+          <w:lang w:val="en-US" w:eastAsia="zh-CN"/>
+        </w:rPr>
+        <w:t/>
+      </w:r>
+      <w:r>
+        <w:rPr>
+          <w:rFonts w:hint="eastAsia" w:asciiTheme="minorEastAsia" w:hAnsiTheme="minorEastAsia" w:eastAsiaTheme="minorEastAsia" w:cstheme="minorEastAsia"/>
+          <w:i w:val="0"/>
+          <w:iCs w:val="0"/>
+          <w:caps w:val="0"/>
+          <w:color w:val="0F1115"/>
+          <w:spacing w:val="0"/>
+          <w:sz w:val="19"/>
+          <w:szCs w:val="19"/>
+          <w:shd w:val="clear" w:fill="FFFFFF"/>
+        </w:rPr>
+        <w:t/>
+      </w:r>
+    </w:p>
+    <w:p>
+      <w:pPr>
+        <w:pStyle w:val="8"/>
+        <w:keepNext w:val="0"/>
+        <w:keepLines w:val="0"/>
+        <w:widowControl/>
+        <w:suppressLineNumbers w:val="0"/>
+        <w:shd w:val="clear" w:fill="FFFFFF"/>
+        <w:spacing w:before="192" w:beforeAutospacing="0" w:after="192" w:afterAutospacing="0"/>
+        <w:ind w:left="0" w:right="0" w:firstLine="0"/>
+        <w:rPr>
+          <w:rFonts w:hint="eastAsia" w:asciiTheme="minorEastAsia" w:hAnsiTheme="minorEastAsia" w:eastAsiaTheme="minorEastAsia" w:cstheme="minorEastAsia"/>
+          <w:i w:val="0"/>
+          <w:iCs w:val="0"/>
+          <w:caps w:val="0"/>
+          <w:color w:val="0F1115"/>
+          <w:spacing w:val="0"/>
+          <w:sz w:val="19"/>
+          <w:szCs w:val="19"/>
+        </w:rPr>
+      </w:pPr>
+      <w:r>
+        <w:rPr>
+          <w:rFonts w:hint="eastAsia" w:asciiTheme="minorEastAsia" w:hAnsiTheme="minorEastAsia" w:eastAsiaTheme="minorEastAsia" w:cstheme="minorEastAsia"/>
+          <w:i w:val="0"/>
+          <w:iCs w:val="0"/>
+          <w:caps w:val="0"/>
+          <w:color w:val="0F1115"/>
+          <w:spacing w:val="0"/>
+          <w:sz w:val="19"/>
+          <w:szCs w:val="19"/>
+          <w:shd w:val="clear" w:fill="FFFFFF"/>
+        </w:rPr>
+        <w:t>本文的结构如下：</w:t>
+      </w:r>
+    </w:p>
+    <w:p>
+      <w:pPr>
+        <w:pStyle w:val="8"/>
+        <w:keepNext w:val="0"/>
+        <w:keepLines w:val="0"/>
+        <w:widowControl/>
+        <w:suppressLineNumbers w:val="0"/>
+        <w:shd w:val="clear" w:fill="FFFFFF"/>
+        <w:spacing w:before="192" w:beforeAutospacing="0" w:after="192" w:afterAutospacing="0"/>
+        <w:ind w:left="0" w:right="0" w:firstLine="0"/>
+        <w:rPr>
+          <w:rFonts w:hint="eastAsia" w:asciiTheme="minorEastAsia" w:hAnsiTheme="minorEastAsia" w:eastAsiaTheme="minorEastAsia" w:cstheme="minorEastAsia"/>
+          <w:i w:val="0"/>
+          <w:iCs w:val="0"/>
+          <w:caps w:val="0"/>
+          <w:color w:val="0F1115"/>
+          <w:spacing w:val="0"/>
+          <w:sz w:val="19"/>
+          <w:szCs w:val="19"/>
+        </w:rPr>
+      </w:pPr>
       <w:r>
         <w:rPr>
           <w:rFonts w:hint="eastAsia" w:asciiTheme="minorEastAsia" w:hAnsiTheme="minorEastAsia" w:eastAsiaTheme="minorEastAsia" w:cstheme="minorEastAsia"/>
@@ -1407,151 +1422,21 @@
           <w:szCs w:val="19"/>
           <w:shd w:val="clear" w:fill="FFFFFF"/>
         </w:rPr>
-        <w:t>系统必须能够判定、澄清、拒答，而不是猜。</w:t>
-      </w:r>
-      <w:r>
-        <w:rPr>
-          <w:rFonts w:hint="eastAsia" w:asciiTheme="minorEastAsia" w:hAnsiTheme="minorEastAsia" w:eastAsiaTheme="minorEastAsia" w:cstheme="minorEastAsia"/>
-          <w:i w:val="0"/>
-          <w:iCs w:val="0"/>
-          <w:caps w:val="0"/>
-          <w:color w:val="0F1115"/>
-          <w:spacing w:val="0"/>
-          <w:sz w:val="19"/>
-          <w:szCs w:val="19"/>
-          <w:shd w:val="clear" w:fill="FFFFFF"/>
-        </w:rPr>
-        <w:t> 这个后果的直接依据是一个信息论事实——用户表达携带的比特数小于用户意图携带的比特数，反推的逆不唯一，多个意图与同一个表达兼容。全知只让系统能算“哪个意图概率高”，算不出“唯一那个意图”。</w:t>
-      </w:r>
-      <w:r>
-        <w:rPr>
-          <w:rFonts w:hint="eastAsia" w:asciiTheme="minorEastAsia" w:hAnsiTheme="minorEastAsia" w:cstheme="minorEastAsia"/>
-          <w:i w:val="0"/>
-          <w:iCs w:val="0"/>
-          <w:caps w:val="0"/>
-          <w:color w:val="0F1115"/>
-          <w:spacing w:val="0"/>
-          <w:sz w:val="19"/>
-          <w:szCs w:val="19"/>
-          <w:shd w:val="clear" w:fill="FFFFFF"/>
-          <w:lang w:val="en-US" w:eastAsia="zh-CN"/>
-        </w:rPr>
-        <w:t>本文</w:t>
-      </w:r>
-      <w:r>
-        <w:rPr>
-          <w:rFonts w:hint="eastAsia" w:asciiTheme="minorEastAsia" w:hAnsiTheme="minorEastAsia" w:eastAsiaTheme="minorEastAsia" w:cstheme="minorEastAsia"/>
-          <w:i w:val="0"/>
-          <w:iCs w:val="0"/>
-          <w:caps w:val="0"/>
-          <w:color w:val="0F1115"/>
-          <w:spacing w:val="0"/>
-          <w:sz w:val="19"/>
-          <w:szCs w:val="19"/>
-          <w:shd w:val="clear" w:fill="FFFFFF"/>
-        </w:rPr>
-        <w:t>把这个默认前提称为“拉普拉斯妖的陷阱”：几乎所有检索系统都默认，只要模型更强、向量维度更高、上下文更长，就无限逼近“从查询唯一反推意图”的目标。但这不是工程问题，是数学事实。表达是有损压缩，反推的逆不唯一。</w:t>
-      </w:r>
-    </w:p>
-    <w:p>
-      <w:pPr>
-        <w:pStyle w:val="8"/>
-        <w:keepNext w:val="0"/>
-        <w:keepLines w:val="0"/>
-        <w:widowControl/>
-        <w:suppressLineNumbers w:val="0"/>
-        <w:shd w:val="clear" w:fill="FFFFFF"/>
-        <w:spacing w:before="192" w:beforeAutospacing="0" w:after="192" w:afterAutospacing="0"/>
-        <w:ind w:left="0" w:right="0" w:firstLine="0"/>
-        <w:rPr>
-          <w:rFonts w:hint="eastAsia" w:asciiTheme="minorEastAsia" w:hAnsiTheme="minorEastAsia" w:eastAsiaTheme="minorEastAsia" w:cstheme="minorEastAsia"/>
-          <w:i w:val="0"/>
-          <w:iCs w:val="0"/>
-          <w:caps w:val="0"/>
-          <w:color w:val="0F1115"/>
-          <w:spacing w:val="0"/>
-          <w:sz w:val="19"/>
-          <w:szCs w:val="19"/>
-        </w:rPr>
-      </w:pPr>
-      <w:r>
-        <w:rPr>
-          <w:rFonts w:hint="eastAsia" w:asciiTheme="minorEastAsia" w:hAnsiTheme="minorEastAsia" w:eastAsiaTheme="minorEastAsia" w:cstheme="minorEastAsia"/>
-          <w:i w:val="0"/>
-          <w:iCs w:val="0"/>
-          <w:caps w:val="0"/>
-          <w:color w:val="0F1115"/>
-          <w:spacing w:val="0"/>
-          <w:sz w:val="19"/>
-          <w:szCs w:val="19"/>
-          <w:shd w:val="clear" w:fill="FFFFFF"/>
-        </w:rPr>
-        <w:t>在这个事实面前，面对一个有损表达，任何接收者只有三条路：猜、问、拒。</w:t>
-      </w:r>
-      <w:r>
-        <w:rPr>
-          <w:rFonts w:hint="eastAsia" w:asciiTheme="minorEastAsia" w:hAnsiTheme="minorEastAsia" w:cstheme="minorEastAsia"/>
-          <w:i w:val="0"/>
-          <w:iCs w:val="0"/>
-          <w:caps w:val="0"/>
-          <w:color w:val="0F1115"/>
-          <w:spacing w:val="0"/>
-          <w:sz w:val="19"/>
-          <w:szCs w:val="19"/>
-          <w:shd w:val="clear" w:fill="FFFFFF"/>
-          <w:lang w:eastAsia="zh-CN"/>
-        </w:rPr>
-        <w:t>RAG 向量</w:t>
-      </w:r>
-      <w:r>
-        <w:rPr>
-          <w:rFonts w:hint="eastAsia" w:asciiTheme="minorEastAsia" w:hAnsiTheme="minorEastAsia" w:eastAsiaTheme="minorEastAsia" w:cstheme="minorEastAsia"/>
-          <w:i w:val="0"/>
-          <w:iCs w:val="0"/>
-          <w:caps w:val="0"/>
-          <w:color w:val="0F1115"/>
-          <w:spacing w:val="0"/>
-          <w:sz w:val="19"/>
-          <w:szCs w:val="19"/>
-          <w:shd w:val="clear" w:fill="FFFFFF"/>
-        </w:rPr>
-        <w:t>结构性地只能选“猜”，且检测不到猜错。本架构选择“问”与“拒”——不是因为它更保守，而是因为它拒绝把概率冒充成判定。</w:t>
-      </w:r>
-    </w:p>
-    <w:p>
-      <w:pPr>
-        <w:pStyle w:val="8"/>
-        <w:keepNext w:val="0"/>
-        <w:keepLines w:val="0"/>
-        <w:widowControl/>
-        <w:suppressLineNumbers w:val="0"/>
-        <w:shd w:val="clear" w:fill="FFFFFF"/>
-        <w:spacing w:before="192" w:beforeAutospacing="0" w:after="192" w:afterAutospacing="0"/>
-        <w:ind w:left="0" w:right="0" w:firstLine="0"/>
-        <w:rPr>
-          <w:rFonts w:hint="eastAsia" w:asciiTheme="minorEastAsia" w:hAnsiTheme="minorEastAsia" w:eastAsiaTheme="minorEastAsia" w:cstheme="minorEastAsia"/>
-          <w:i w:val="0"/>
-          <w:iCs w:val="0"/>
-          <w:caps w:val="0"/>
-          <w:color w:val="0F1115"/>
-          <w:spacing w:val="0"/>
-          <w:sz w:val="19"/>
-          <w:szCs w:val="19"/>
-        </w:rPr>
-      </w:pPr>
-      <w:r>
-        <w:rPr>
-          <w:rFonts w:hint="eastAsia" w:asciiTheme="minorEastAsia" w:hAnsiTheme="minorEastAsia" w:eastAsiaTheme="minorEastAsia" w:cstheme="minorEastAsia"/>
-          <w:i w:val="0"/>
-          <w:iCs w:val="0"/>
-          <w:caps w:val="0"/>
-          <w:color w:val="0F1115"/>
-          <w:spacing w:val="0"/>
-          <w:sz w:val="19"/>
-          <w:szCs w:val="19"/>
-          <w:shd w:val="clear" w:fill="FFFFFF"/>
-        </w:rPr>
-        <w:t>本文的结构如下：</w:t>
+        <w:t>第一章</w:t>
+      </w:r>
+      <w:r>
+        <w:rPr>
+          <w:rFonts w:hint="eastAsia" w:asciiTheme="minorEastAsia" w:hAnsiTheme="minorEastAsia" w:eastAsiaTheme="minorEastAsia" w:cstheme="minorEastAsia"/>
+          <w:i w:val="0"/>
+          <w:iCs w:val="0"/>
+          <w:caps w:val="0"/>
+          <w:color w:val="0F1115"/>
+          <w:spacing w:val="0"/>
+          <w:sz w:val="19"/>
+          <w:szCs w:val="19"/>
+          <w:shd w:val="clear" w:fill="FFFFFF"/>
+        </w:rPr>
+        <w:t>论证记忆不是事实库，而是提及方式的结构化沉淀。四要素（人、地、时、事）是提及过去的自然锚点，事件是记忆的原子，存储结构必须与查询结构同构。</w:t>
       </w:r>
     </w:p>
     <w:p>
@@ -1589,21 +1474,21 @@
           <w:szCs w:val="19"/>
           <w:shd w:val="clear" w:fill="FFFFFF"/>
         </w:rPr>
-        <w:t>第一章</w:t>
-      </w:r>
-      <w:r>
-        <w:rPr>
-          <w:rFonts w:hint="eastAsia" w:asciiTheme="minorEastAsia" w:hAnsiTheme="minorEastAsia" w:eastAsiaTheme="minorEastAsia" w:cstheme="minorEastAsia"/>
-          <w:i w:val="0"/>
-          <w:iCs w:val="0"/>
-          <w:caps w:val="0"/>
-          <w:color w:val="0F1115"/>
-          <w:spacing w:val="0"/>
-          <w:sz w:val="19"/>
-          <w:szCs w:val="19"/>
-          <w:shd w:val="clear" w:fill="FFFFFF"/>
-        </w:rPr>
-        <w:t>论证记忆不是事实库，而是提及方式的结构化沉淀。四要素（人、地、时、事）是提及过去的自然锚点，事件是记忆的原子，存储结构必须与查询结构同构。</w:t>
+        <w:t>第二章</w:t>
+      </w:r>
+      <w:r>
+        <w:rPr>
+          <w:rFonts w:hint="eastAsia" w:asciiTheme="minorEastAsia" w:hAnsiTheme="minorEastAsia" w:eastAsiaTheme="minorEastAsia" w:cstheme="minorEastAsia"/>
+          <w:i w:val="0"/>
+          <w:iCs w:val="0"/>
+          <w:caps w:val="0"/>
+          <w:color w:val="0F1115"/>
+          <w:spacing w:val="0"/>
+          <w:sz w:val="19"/>
+          <w:szCs w:val="19"/>
+          <w:shd w:val="clear" w:fill="FFFFFF"/>
+        </w:rPr>
+        <w:t>给出核心机制命题：写入即翻译。理解一段内容，在记忆场景下，就是写出它的未来访问路径。共享语境的积累让未来的查询越来越短、越来越准。</w:t>
       </w:r>
     </w:p>
     <w:p>
@@ -1641,21 +1526,21 @@
           <w:szCs w:val="19"/>
           <w:shd w:val="clear" w:fill="FFFFFF"/>
         </w:rPr>
-        <w:t>第二章</w:t>
-      </w:r>
-      <w:r>
-        <w:rPr>
-          <w:rFonts w:hint="eastAsia" w:asciiTheme="minorEastAsia" w:hAnsiTheme="minorEastAsia" w:eastAsiaTheme="minorEastAsia" w:cstheme="minorEastAsia"/>
-          <w:i w:val="0"/>
-          <w:iCs w:val="0"/>
-          <w:caps w:val="0"/>
-          <w:color w:val="0F1115"/>
-          <w:spacing w:val="0"/>
-          <w:sz w:val="19"/>
-          <w:szCs w:val="19"/>
-          <w:shd w:val="clear" w:fill="FFFFFF"/>
-        </w:rPr>
-        <w:t>给出核心机制命题：写入即翻译。理解一段内容，在记忆场景下，就是写出它的未来访问路径。共享语境的积累让未来的查询越来越短、越来越准。</w:t>
+        <w:t>第三章</w:t>
+      </w:r>
+      <w:r>
+        <w:rPr>
+          <w:rFonts w:hint="eastAsia" w:asciiTheme="minorEastAsia" w:hAnsiTheme="minorEastAsia" w:eastAsiaTheme="minorEastAsia" w:cstheme="minorEastAsia"/>
+          <w:i w:val="0"/>
+          <w:iCs w:val="0"/>
+          <w:caps w:val="0"/>
+          <w:color w:val="0F1115"/>
+          <w:spacing w:val="0"/>
+          <w:sz w:val="19"/>
+          <w:szCs w:val="19"/>
+          <w:shd w:val="clear" w:fill="FFFFFF"/>
+        </w:rPr>
+        <w:t>论证确定性的必要性。不是因为它更准，而是因为只有离散结构才能让系统诚实地“知道自己不知道”。判定、澄清、拒答是一等公民，不是补丁。</w:t>
       </w:r>
     </w:p>
     <w:p>
@@ -1693,21 +1578,21 @@
           <w:szCs w:val="19"/>
           <w:shd w:val="clear" w:fill="FFFFFF"/>
         </w:rPr>
-        <w:t>第三章</w:t>
-      </w:r>
-      <w:r>
-        <w:rPr>
-          <w:rFonts w:hint="eastAsia" w:asciiTheme="minorEastAsia" w:hAnsiTheme="minorEastAsia" w:eastAsiaTheme="minorEastAsia" w:cstheme="minorEastAsia"/>
-          <w:i w:val="0"/>
-          <w:iCs w:val="0"/>
-          <w:caps w:val="0"/>
-          <w:color w:val="0F1115"/>
-          <w:spacing w:val="0"/>
-          <w:sz w:val="19"/>
-          <w:szCs w:val="19"/>
-          <w:shd w:val="clear" w:fill="FFFFFF"/>
-        </w:rPr>
-        <w:t>论证确定性的必要性。不是因为它更准，而是因为只有离散结构才能让系统诚实地“知道自己不知道”。判定、澄清、拒答是一等公民，不是补丁。</w:t>
+        <w:t>第四章</w:t>
+      </w:r>
+      <w:r>
+        <w:rPr>
+          <w:rFonts w:hint="eastAsia" w:asciiTheme="minorEastAsia" w:hAnsiTheme="minorEastAsia" w:eastAsiaTheme="minorEastAsia" w:cstheme="minorEastAsia"/>
+          <w:i w:val="0"/>
+          <w:iCs w:val="0"/>
+          <w:caps w:val="0"/>
+          <w:color w:val="0F1115"/>
+          <w:spacing w:val="0"/>
+          <w:sz w:val="19"/>
+          <w:szCs w:val="19"/>
+          <w:shd w:val="clear" w:fill="FFFFFF"/>
+        </w:rPr>
+        <w:t>形式化消歧机制。Venn 模型、独有弧段、不可分辨终态、写入侧治理。这是从“不猜”到“能问”的工程桥梁。</w:t>
       </w:r>
     </w:p>
     <w:p>
@@ -1745,58 +1630,6 @@
           <w:szCs w:val="19"/>
           <w:shd w:val="clear" w:fill="FFFFFF"/>
         </w:rPr>
-        <w:t>第四章</w:t>
-      </w:r>
-      <w:r>
-        <w:rPr>
-          <w:rFonts w:hint="eastAsia" w:asciiTheme="minorEastAsia" w:hAnsiTheme="minorEastAsia" w:eastAsiaTheme="minorEastAsia" w:cstheme="minorEastAsia"/>
-          <w:i w:val="0"/>
-          <w:iCs w:val="0"/>
-          <w:caps w:val="0"/>
-          <w:color w:val="0F1115"/>
-          <w:spacing w:val="0"/>
-          <w:sz w:val="19"/>
-          <w:szCs w:val="19"/>
-          <w:shd w:val="clear" w:fill="FFFFFF"/>
-        </w:rPr>
-        <w:t>形式化消歧机制。Venn 模型、独有弧段、不可分辨终态、写入侧治理。这是从“不猜”到“能问”的工程桥梁。</w:t>
-      </w:r>
-    </w:p>
-    <w:p>
-      <w:pPr>
-        <w:pStyle w:val="8"/>
-        <w:keepNext w:val="0"/>
-        <w:keepLines w:val="0"/>
-        <w:widowControl/>
-        <w:suppressLineNumbers w:val="0"/>
-        <w:shd w:val="clear" w:fill="FFFFFF"/>
-        <w:spacing w:before="192" w:beforeAutospacing="0" w:after="192" w:afterAutospacing="0"/>
-        <w:ind w:left="0" w:right="0" w:firstLine="0"/>
-        <w:rPr>
-          <w:rFonts w:hint="eastAsia" w:asciiTheme="minorEastAsia" w:hAnsiTheme="minorEastAsia" w:eastAsiaTheme="minorEastAsia" w:cstheme="minorEastAsia"/>
-          <w:i w:val="0"/>
-          <w:iCs w:val="0"/>
-          <w:caps w:val="0"/>
-          <w:color w:val="0F1115"/>
-          <w:spacing w:val="0"/>
-          <w:sz w:val="19"/>
-          <w:szCs w:val="19"/>
-        </w:rPr>
-      </w:pPr>
-      <w:r>
-        <w:rPr>
-          <w:rFonts w:hint="eastAsia" w:asciiTheme="minorEastAsia" w:hAnsiTheme="minorEastAsia" w:eastAsiaTheme="minorEastAsia" w:cstheme="minorEastAsia"/>
-          <w:b/>
-          <w:bCs/>
-          <w:i w:val="0"/>
-          <w:iCs w:val="0"/>
-          <w:caps w:val="0"/>
-          <w:color w:val="0F1115"/>
-          <w:spacing w:val="0"/>
-          <w:sz w:val="19"/>
-          <w:szCs w:val="19"/>
-          <w:shd w:val="clear" w:fill="FFFFFF"/>
-        </w:rPr>
         <w:t>第五章</w:t>
       </w:r>
       <w:r>
@@ -1811,7 +1644,7 @@
           <w:szCs w:val="19"/>
           <w:shd w:val="clear" w:fill="FFFFFF"/>
         </w:rPr>
-        <w:t>承认边界与代价。覆盖盲区、写入负担、LLM 映射的概率入口、长尾指代。这些是代价，不是方向错误。第六章回答这套记忆系统与使用它的 LLM 的关系：智能与记忆的分工。</w:t>
+        <w:t>承认边界与代价。覆盖盲区、写入负担、LLM 映射的概率入口、长尾指代。第六章回答这套记忆系统与使用它的 LLM 的关系：智能与记忆的分工。</w:t>
       </w:r>
     </w:p>
     <w:p>
@@ -19196,7 +19029,7 @@
           <w:szCs w:val="19"/>
           <w:shd w:val="clear" w:fill="FFFFFF"/>
         </w:rPr>
-        <w:t>每一次写入，都是在积累系统与用户之间的共享语境。这个语境越厚，未来的查询就可以越短、越模糊、越接近日常对话的自然形态。但永远到不了读心——因为长尾永远存在，新意图永远在产生。所以拒答和澄清层永远保留，不是失败，是数学必然的标志。</w:t>
+        <w:t>共享语境的积累能换来越来越短的查询，但永远到不了读心——因为长尾永远存在，新意图永远在产生。所以拒答和澄清层永远保留，不是失败，是数学必然的标志。</w:t>
       </w:r>
     </w:p>
     <w:p>

--- a/项目理论纲领.docx
+++ b/项目理论纲领.docx
@@ -7188,6 +7188,56 @@
         <w:t>不是“理解得不够好”，而是“理解发生在错误的时间点”。它把认知成本推到了每一次查询上，而且每次查询都不留下任何沉淀。结果就是系统永远在临时理解，永远在重新开始，永远没有“过去”。</w:t>
       </w:r>
     </w:p>
+    <w:p xmlns:w="http://schemas.openxmlformats.org/wordprocessingml/2006/main" xmlns:wp="http://schemas.openxmlformats.org/drawingml/2006/wordprocessingDrawing" xmlns:a="http://schemas.openxmlformats.org/drawingml/2006/main" xmlns:pic="http://schemas.openxmlformats.org/drawingml/2006/picture" xmlns:r="http://schemas.openxmlformats.org/officeDocument/2006/relationships">
+      <w:pPr>
+        <w:jc w:val="center"/>
+      </w:pPr>
+      <w:r>
+        <w:drawing>
+          <wp:inline distT="0" distB="0" distL="0" distR="0">
+            <wp:extent cx="5303520" cy="3115818"/>
+            <wp:docPr id="101" name="Figure1"/>
+            <a:graphic>
+              <a:graphicData uri="http://schemas.openxmlformats.org/drawingml/2006/picture">
+                <pic:pic>
+                  <pic:nvPicPr>
+                    <pic:cNvPr id="101" name="image1.png"/>
+                    <pic:cNvPicPr/>
+                  </pic:nvPicPr>
+                  <pic:blipFill>
+                    <a:blip r:embed="rId6"/>
+                    <a:stretch>
+                      <a:fillRect/>
+                    </a:stretch>
+                  </pic:blipFill>
+                  <pic:spPr>
+                    <a:xfrm>
+                      <a:ext cx="5303520" cy="3115818"/>
+                    </a:xfrm>
+                    <a:prstGeom prst="rect">
+                      <a:avLst/>
+                    </a:prstGeom>
+                  </pic:spPr>
+                </pic:pic>
+              </a:graphicData>
+            </a:graphic>
+          </wp:inline>
+        </w:drawing>
+      </w:r>
+    </w:p>
+    <w:p xmlns:w="http://schemas.openxmlformats.org/wordprocessingml/2006/main" xmlns:wp="http://schemas.openxmlformats.org/drawingml/2006/wordprocessingDrawing" xmlns:a="http://schemas.openxmlformats.org/drawingml/2006/main" xmlns:pic="http://schemas.openxmlformats.org/drawingml/2006/picture" xmlns:r="http://schemas.openxmlformats.org/officeDocument/2006/relationships">
+      <w:pPr>
+        <w:jc w:val="center"/>
+      </w:pPr>
+      <w:r>
+        <w:rPr>
+          <w:rFonts w:ascii="KaiTi" w:eastAsia="KaiTi" w:hAnsi="KaiTi"/>
+          <w:color w:val="595959"/>
+          <w:sz w:val="21"/>
+        </w:rPr>
+        <w:t>图 2-1　写时理解与读时理解：两种架构把认知成本放在不同的时间点</w:t>
+      </w:r>
+    </w:p>
     <w:p>
       <w:pPr>
         <w:pStyle w:val="3"/>
@@ -12521,6 +12571,56 @@
         <w:t> 不是“相似度低于阈值”，不是“置信度不够高”，而是“候选集大小大于一”。这是一个确定的事实，不是概率的估计。</w:t>
       </w:r>
     </w:p>
+    <w:p xmlns:w="http://schemas.openxmlformats.org/wordprocessingml/2006/main" xmlns:wp="http://schemas.openxmlformats.org/drawingml/2006/wordprocessingDrawing" xmlns:a="http://schemas.openxmlformats.org/drawingml/2006/main" xmlns:pic="http://schemas.openxmlformats.org/drawingml/2006/picture" xmlns:r="http://schemas.openxmlformats.org/officeDocument/2006/relationships">
+      <w:pPr>
+        <w:jc w:val="center"/>
+      </w:pPr>
+      <w:r>
+        <w:drawing>
+          <wp:inline distT="0" distB="0" distL="0" distR="0">
+            <wp:extent cx="5303520" cy="2679673"/>
+            <wp:docPr id="102" name="Figure2"/>
+            <a:graphic>
+              <a:graphicData uri="http://schemas.openxmlformats.org/drawingml/2006/picture">
+                <pic:pic>
+                  <pic:nvPicPr>
+                    <pic:cNvPr id="102" name="image2.png"/>
+                    <pic:cNvPicPr/>
+                  </pic:nvPicPr>
+                  <pic:blipFill>
+                    <a:blip r:embed="rId7"/>
+                    <a:stretch>
+                      <a:fillRect/>
+                    </a:stretch>
+                  </pic:blipFill>
+                  <pic:spPr>
+                    <a:xfrm>
+                      <a:ext cx="5303520" cy="2679673"/>
+                    </a:xfrm>
+                    <a:prstGeom prst="rect">
+                      <a:avLst/>
+                    </a:prstGeom>
+                  </pic:spPr>
+                </pic:pic>
+              </a:graphicData>
+            </a:graphic>
+          </wp:inline>
+        </w:drawing>
+      </w:r>
+    </w:p>
+    <w:p xmlns:w="http://schemas.openxmlformats.org/wordprocessingml/2006/main" xmlns:wp="http://schemas.openxmlformats.org/drawingml/2006/wordprocessingDrawing" xmlns:a="http://schemas.openxmlformats.org/drawingml/2006/main" xmlns:pic="http://schemas.openxmlformats.org/drawingml/2006/picture" xmlns:r="http://schemas.openxmlformats.org/officeDocument/2006/relationships">
+      <w:pPr>
+        <w:jc w:val="center"/>
+      </w:pPr>
+      <w:r>
+        <w:rPr>
+          <w:rFonts w:ascii="KaiTi" w:eastAsia="KaiTi" w:hAnsi="KaiTi"/>
+          <w:color w:val="595959"/>
+          <w:sz w:val="21"/>
+        </w:rPr>
+        <w:t>图 4-1　Venn 模型：特征与查询有交的实体构成候选集，|S(Q)| ≥ 2 即进入歧义门</w:t>
+      </w:r>
+    </w:p>
     <w:p>
       <w:pPr>
         <w:pStyle w:val="3"/>
@@ -13070,6 +13170,56 @@
         <w:t>只有在两个实体在所有特征上完全重合时，独有弧段才真正为空。而这种情况下，系统在写入时就应该发现了——这正是写入侧治理要解决的问题。</w:t>
       </w:r>
     </w:p>
+    <w:p xmlns:w="http://schemas.openxmlformats.org/wordprocessingml/2006/main" xmlns:wp="http://schemas.openxmlformats.org/drawingml/2006/wordprocessingDrawing" xmlns:a="http://schemas.openxmlformats.org/drawingml/2006/main" xmlns:pic="http://schemas.openxmlformats.org/drawingml/2006/picture" xmlns:r="http://schemas.openxmlformats.org/officeDocument/2006/relationships">
+      <w:pPr>
+        <w:jc w:val="center"/>
+      </w:pPr>
+      <w:r>
+        <w:drawing>
+          <wp:inline distT="0" distB="0" distL="0" distR="0">
+            <wp:extent cx="5303520" cy="3115818"/>
+            <wp:docPr id="103" name="Figure3"/>
+            <a:graphic>
+              <a:graphicData uri="http://schemas.openxmlformats.org/drawingml/2006/picture">
+                <pic:pic>
+                  <pic:nvPicPr>
+                    <pic:cNvPr id="103" name="image3.png"/>
+                    <pic:cNvPicPr/>
+                  </pic:nvPicPr>
+                  <pic:blipFill>
+                    <a:blip r:embed="rId8"/>
+                    <a:stretch>
+                      <a:fillRect/>
+                    </a:stretch>
+                  </pic:blipFill>
+                  <pic:spPr>
+                    <a:xfrm>
+                      <a:ext cx="5303520" cy="3115818"/>
+                    </a:xfrm>
+                    <a:prstGeom prst="rect">
+                      <a:avLst/>
+                    </a:prstGeom>
+                  </pic:spPr>
+                </pic:pic>
+              </a:graphicData>
+            </a:graphic>
+          </wp:inline>
+        </w:drawing>
+      </w:r>
+    </w:p>
+    <w:p xmlns:w="http://schemas.openxmlformats.org/wordprocessingml/2006/main" xmlns:wp="http://schemas.openxmlformats.org/drawingml/2006/wordprocessingDrawing" xmlns:a="http://schemas.openxmlformats.org/drawingml/2006/main" xmlns:pic="http://schemas.openxmlformats.org/drawingml/2006/picture" xmlns:r="http://schemas.openxmlformats.org/officeDocument/2006/relationships">
+      <w:pPr>
+        <w:jc w:val="center"/>
+      </w:pPr>
+      <w:r>
+        <w:rPr>
+          <w:rFonts w:ascii="KaiTi" w:eastAsia="KaiTi" w:hAnsi="KaiTi"/>
+          <w:color w:val="595959"/>
+          <w:sz w:val="21"/>
+        </w:rPr>
+        <w:t>图 4-2　独有弧段相对于当前候选集：C 已被查询剪枝，不参与 d(e) 的计算</w:t>
+      </w:r>
+    </w:p>
     <w:p>
       <w:pPr>
         <w:pStyle w:val="3"/>
@@ -13851,6 +14001,56 @@
           <w:shd w:val="clear" w:fill="FFFFFF"/>
         </w:rPr>
         <w:t>”），才塌缩。</w:t>
+      </w:r>
+    </w:p>
+    <w:p xmlns:w="http://schemas.openxmlformats.org/wordprocessingml/2006/main" xmlns:wp="http://schemas.openxmlformats.org/drawingml/2006/wordprocessingDrawing" xmlns:a="http://schemas.openxmlformats.org/drawingml/2006/main" xmlns:pic="http://schemas.openxmlformats.org/drawingml/2006/picture" xmlns:r="http://schemas.openxmlformats.org/officeDocument/2006/relationships">
+      <w:pPr>
+        <w:jc w:val="center"/>
+      </w:pPr>
+      <w:r>
+        <w:drawing>
+          <wp:inline distT="0" distB="0" distL="0" distR="0">
+            <wp:extent cx="5029200" cy="2902566"/>
+            <wp:docPr id="104" name="Figure4"/>
+            <a:graphic>
+              <a:graphicData uri="http://schemas.openxmlformats.org/drawingml/2006/picture">
+                <pic:pic>
+                  <pic:nvPicPr>
+                    <pic:cNvPr id="104" name="image4.png"/>
+                    <pic:cNvPicPr/>
+                  </pic:nvPicPr>
+                  <pic:blipFill>
+                    <a:blip r:embed="rId9"/>
+                    <a:stretch>
+                      <a:fillRect/>
+                    </a:stretch>
+                  </pic:blipFill>
+                  <pic:spPr>
+                    <a:xfrm>
+                      <a:ext cx="5029200" cy="2902566"/>
+                    </a:xfrm>
+                    <a:prstGeom prst="rect">
+                      <a:avLst/>
+                    </a:prstGeom>
+                  </pic:spPr>
+                </pic:pic>
+              </a:graphicData>
+            </a:graphic>
+          </wp:inline>
+        </w:drawing>
+      </w:r>
+    </w:p>
+    <w:p xmlns:w="http://schemas.openxmlformats.org/wordprocessingml/2006/main" xmlns:wp="http://schemas.openxmlformats.org/drawingml/2006/wordprocessingDrawing" xmlns:a="http://schemas.openxmlformats.org/drawingml/2006/main" xmlns:pic="http://schemas.openxmlformats.org/drawingml/2006/picture" xmlns:r="http://schemas.openxmlformats.org/officeDocument/2006/relationships">
+      <w:pPr>
+        <w:jc w:val="center"/>
+      </w:pPr>
+      <w:r>
+        <w:rPr>
+          <w:rFonts w:ascii="KaiTi" w:eastAsia="KaiTi" w:hAnsi="KaiTi"/>
+          <w:color w:val="595959"/>
+          <w:sz w:val="21"/>
+        </w:rPr>
+        <w:t>图 4-3　同心圆盘与特异性梯度：特征越被独占越靠近圆心，补特征即沿梯度向内收缩</w:t>
       </w:r>
     </w:p>
     <w:p>
